--- a/TS Jatai Ghanam Project/TS 1.7/TS 1.7 Jatai Sanskrit Corrections.docx
+++ b/TS Jatai Ghanam Project/TS 1.7/TS 1.7 Jatai Sanskrit Corrections.docx
@@ -205,6 +205,640 @@
         <w:gridCol w:w="7401"/>
         <w:gridCol w:w="7371"/>
       </w:tblGrid>
+      <w:tr>
+        <w:trPr>
+          <w:trHeight w:val="1324"/>
+        </w:trPr>
+        <w:tc>
+          <w:tcPr>
+            <w:tcW w:w="7401" w:type="dxa"/>
+            <w:tcBorders>
+              <w:top w:val="single" w:sz="4" w:space="0" w:color="000000"/>
+              <w:left w:val="single" w:sz="4" w:space="0" w:color="000000"/>
+              <w:bottom w:val="single" w:sz="4" w:space="0" w:color="000000"/>
+              <w:right w:val="single" w:sz="4" w:space="0" w:color="000000"/>
+            </w:tcBorders>
+          </w:tcPr>
+          <w:p>
+            <w:pPr>
+              <w:widowControl w:val="0"/>
+              <w:autoSpaceDE w:val="0"/>
+              <w:autoSpaceDN w:val="0"/>
+              <w:adjustRightInd w:val="0"/>
+              <w:spacing w:before="0" w:line="240" w:lineRule="auto"/>
+              <w:rPr>
+                <w:rFonts w:ascii="BRH Devanagari Extra" w:hAnsi="BRH Devanagari Extra" w:cs="BRH Devanagari Extra"/>
+                <w:color w:val="000000"/>
+                <w:sz w:val="32"/>
+                <w:szCs w:val="44"/>
+              </w:rPr>
+            </w:pPr>
+            <w:r>
+              <w:rPr>
+                <w:rFonts w:cs="BRH Devanagari Extra"/>
+                <w:color w:val="000000"/>
+                <w:szCs w:val="44"/>
+              </w:rPr>
+              <w:t>23</w:t>
+            </w:r>
+            <w:r>
+              <w:rPr>
+                <w:rFonts w:ascii="BRH Devanagari Extra" w:hAnsi="BRH Devanagari Extra" w:cs="BRH Devanagari Extra"/>
+                <w:color w:val="000000"/>
+                <w:sz w:val="32"/>
+                <w:szCs w:val="44"/>
+              </w:rPr>
+              <w:t>)</w:t>
+            </w:r>
+            <w:r>
+              <w:rPr>
+                <w:rFonts w:ascii="BRH Devanagari Extra" w:hAnsi="BRH Devanagari Extra" w:cs="BRH Devanagari Extra"/>
+                <w:color w:val="000000"/>
+                <w:sz w:val="32"/>
+                <w:szCs w:val="44"/>
+              </w:rPr>
+              <w:tab/>
+            </w:r>
+            <w:r>
+              <w:rPr>
+                <w:rFonts w:cs="BRH Devanagari Extra"/>
+                <w:color w:val="000000"/>
+                <w:szCs w:val="44"/>
+              </w:rPr>
+              <w:t>1</w:t>
+            </w:r>
+            <w:r>
+              <w:rPr>
+                <w:rFonts w:ascii="BRH Devanagari Extra" w:hAnsi="BRH Devanagari Extra" w:cs="BRH Devanagari Extra"/>
+                <w:color w:val="000000"/>
+                <w:sz w:val="32"/>
+                <w:szCs w:val="44"/>
+              </w:rPr>
+              <w:t>.</w:t>
+            </w:r>
+            <w:r>
+              <w:rPr>
+                <w:rFonts w:cs="BRH Devanagari Extra"/>
+                <w:color w:val="000000"/>
+                <w:szCs w:val="44"/>
+              </w:rPr>
+              <w:t>7</w:t>
+            </w:r>
+            <w:r>
+              <w:rPr>
+                <w:rFonts w:ascii="BRH Devanagari Extra" w:hAnsi="BRH Devanagari Extra" w:cs="BRH Devanagari Extra"/>
+                <w:color w:val="000000"/>
+                <w:sz w:val="32"/>
+                <w:szCs w:val="44"/>
+              </w:rPr>
+              <w:t>.</w:t>
+            </w:r>
+            <w:r>
+              <w:rPr>
+                <w:rFonts w:cs="BRH Devanagari Extra"/>
+                <w:color w:val="000000"/>
+                <w:szCs w:val="44"/>
+              </w:rPr>
+              <w:t>2</w:t>
+            </w:r>
+            <w:r>
+              <w:rPr>
+                <w:rFonts w:ascii="BRH Devanagari Extra" w:hAnsi="BRH Devanagari Extra" w:cs="BRH Devanagari Extra"/>
+                <w:color w:val="000000"/>
+                <w:sz w:val="32"/>
+                <w:szCs w:val="44"/>
+              </w:rPr>
+              <w:t>.</w:t>
+            </w:r>
+            <w:r>
+              <w:rPr>
+                <w:rFonts w:cs="BRH Devanagari Extra"/>
+                <w:color w:val="000000"/>
+                <w:szCs w:val="44"/>
+              </w:rPr>
+              <w:t>2</w:t>
+            </w:r>
+            <w:r>
+              <w:rPr>
+                <w:rFonts w:ascii="BRH Devanagari Extra" w:hAnsi="BRH Devanagari Extra" w:cs="BRH Devanagari Extra"/>
+                <w:color w:val="000000"/>
+                <w:sz w:val="32"/>
+                <w:szCs w:val="44"/>
+              </w:rPr>
+              <w:t>(</w:t>
+            </w:r>
+            <w:r>
+              <w:rPr>
+                <w:rFonts w:cs="BRH Devanagari Extra"/>
+                <w:color w:val="000000"/>
+                <w:szCs w:val="44"/>
+              </w:rPr>
+              <w:t>21</w:t>
+            </w:r>
+            <w:r>
+              <w:rPr>
+                <w:rFonts w:ascii="BRH Devanagari Extra" w:hAnsi="BRH Devanagari Extra" w:cs="BRH Devanagari Extra"/>
+                <w:color w:val="000000"/>
+                <w:sz w:val="32"/>
+                <w:szCs w:val="44"/>
+              </w:rPr>
+              <w:t>)-  qÉ</w:t>
+            </w:r>
+            <w:r>
+              <w:rPr>
+                <w:rFonts w:ascii="BRH Malayalam Extra" w:hAnsi="BRH Malayalam Extra" w:cs="BRH Devanagari Extra"/>
+                <w:color w:val="000000"/>
+                <w:szCs w:val="44"/>
+              </w:rPr>
+              <w:t>–</w:t>
+            </w:r>
+            <w:r>
+              <w:rPr>
+                <w:rFonts w:ascii="BRH Devanagari Extra" w:hAnsi="BRH Devanagari Extra" w:cs="BRH Devanagari Extra"/>
+                <w:color w:val="000000"/>
+                <w:sz w:val="32"/>
+                <w:szCs w:val="44"/>
+              </w:rPr>
+              <w:t>lÉÑ</w:t>
+            </w:r>
+            <w:r>
+              <w:rPr>
+                <w:rFonts w:ascii="BRH Malayalam Extra" w:hAnsi="BRH Malayalam Extra" w:cs="BRH Devanagari Extra"/>
+                <w:color w:val="000000"/>
+                <w:szCs w:val="44"/>
+              </w:rPr>
+              <w:t>–</w:t>
+            </w:r>
+            <w:r>
+              <w:rPr>
+                <w:rFonts w:ascii="BRH Devanagari Extra" w:hAnsi="BRH Devanagari Extra" w:cs="BRH Devanagari Extra"/>
+                <w:color w:val="000000"/>
+                <w:sz w:val="32"/>
+                <w:szCs w:val="44"/>
+              </w:rPr>
+              <w:t>wrÉÉlÉçþ | rÉÉqÉç |</w:t>
+            </w:r>
+          </w:p>
+          <w:p>
+            <w:pPr>
+              <w:widowControl w:val="0"/>
+              <w:autoSpaceDE w:val="0"/>
+              <w:autoSpaceDN w:val="0"/>
+              <w:adjustRightInd w:val="0"/>
+              <w:spacing w:before="0" w:line="240" w:lineRule="auto"/>
+              <w:rPr>
+                <w:rFonts w:cs="BRH Malayalam Extra"/>
+                <w:color w:val="000000"/>
+                <w:szCs w:val="40"/>
+              </w:rPr>
+            </w:pPr>
+            <w:r>
+              <w:rPr>
+                <w:rFonts w:ascii="BRH Devanagari Extra" w:hAnsi="BRH Devanagari Extra" w:cs="BRH Devanagari Extra"/>
+                <w:color w:val="000000"/>
+                <w:sz w:val="32"/>
+                <w:szCs w:val="44"/>
+              </w:rPr>
+              <w:t>qÉ</w:t>
+            </w:r>
+            <w:r>
+              <w:rPr>
+                <w:rFonts w:ascii="BRH Malayalam Extra" w:hAnsi="BRH Malayalam Extra" w:cs="BRH Devanagari Extra"/>
+                <w:color w:val="000000"/>
+                <w:szCs w:val="44"/>
+              </w:rPr>
+              <w:t>–</w:t>
+            </w:r>
+            <w:r>
+              <w:rPr>
+                <w:rFonts w:ascii="BRH Devanagari Extra" w:hAnsi="BRH Devanagari Extra" w:cs="BRH Devanagari Extra"/>
+                <w:color w:val="000000"/>
+                <w:sz w:val="32"/>
+                <w:szCs w:val="44"/>
+              </w:rPr>
+              <w:t>lÉÑ</w:t>
+            </w:r>
+            <w:r>
+              <w:rPr>
+                <w:rFonts w:ascii="BRH Malayalam Extra" w:hAnsi="BRH Malayalam Extra" w:cs="BRH Devanagari Extra"/>
+                <w:color w:val="000000"/>
+                <w:szCs w:val="44"/>
+              </w:rPr>
+              <w:t>–</w:t>
+            </w:r>
+            <w:r>
+              <w:rPr>
+                <w:rFonts w:ascii="BRH Devanagari Extra" w:hAnsi="BRH Devanagari Extra" w:cs="BRH Devanagari Extra"/>
+                <w:color w:val="000000"/>
+                <w:sz w:val="32"/>
+                <w:szCs w:val="44"/>
+                <w:highlight w:val="yellow"/>
+              </w:rPr>
+              <w:t>wrÉÉ</w:t>
+            </w:r>
+            <w:r>
+              <w:rPr>
+                <w:rFonts w:ascii="BRH Malayalam Extra" w:hAnsi="BRH Malayalam Extra" w:cs="BRH Devanagari Extra"/>
+                <w:color w:val="000000"/>
+                <w:szCs w:val="44"/>
+                <w:highlight w:val="yellow"/>
+              </w:rPr>
+              <w:t>–</w:t>
+            </w:r>
+            <w:r>
+              <w:rPr>
+                <w:rFonts w:ascii="BRH Devanagari Extra" w:hAnsi="BRH Devanagari Extra" w:cs="BRH Devanagari Extra"/>
+                <w:color w:val="000000"/>
+                <w:sz w:val="32"/>
+                <w:szCs w:val="44"/>
+                <w:highlight w:val="yellow"/>
+              </w:rPr>
+              <w:t>lÉç</w:t>
+            </w:r>
+            <w:r>
+              <w:rPr>
+                <w:rFonts w:ascii="BRH Malayalam Extra" w:hAnsi="BRH Malayalam Extra" w:cs="BRH Devanagari Extra"/>
+                <w:color w:val="000000"/>
+                <w:szCs w:val="44"/>
+                <w:highlight w:val="yellow"/>
+              </w:rPr>
+              <w:t>–</w:t>
+            </w:r>
+            <w:r>
+              <w:rPr>
+                <w:rFonts w:ascii="BRH Devanagari Extra" w:hAnsi="BRH Devanagari Extra" w:cs="BRH Devanagari Extra"/>
+                <w:color w:val="000000"/>
+                <w:sz w:val="32"/>
+                <w:szCs w:val="44"/>
+                <w:highlight w:val="yellow"/>
+              </w:rPr>
+              <w:t>.</w:t>
+            </w:r>
+            <w:r>
+              <w:rPr>
+                <w:rFonts w:ascii="BRH Devanagari Extra" w:hAnsi="BRH Devanagari Extra" w:cs="BRH Devanagari Extra"/>
+                <w:color w:val="000000"/>
+                <w:sz w:val="32"/>
+                <w:szCs w:val="44"/>
+              </w:rPr>
+              <w:t xml:space="preserve"> rÉÉÇ ÆrÉÉqÉç qÉþlÉÑ</w:t>
+            </w:r>
+            <w:r>
+              <w:rPr>
+                <w:rFonts w:ascii="BRH Malayalam Extra" w:hAnsi="BRH Malayalam Extra" w:cs="BRH Devanagari Extra"/>
+                <w:color w:val="000000"/>
+                <w:szCs w:val="44"/>
+              </w:rPr>
+              <w:t>–</w:t>
+            </w:r>
+            <w:r>
+              <w:rPr>
+                <w:rFonts w:ascii="BRH Devanagari Extra" w:hAnsi="BRH Devanagari Extra" w:cs="BRH Devanagari Extra"/>
+                <w:color w:val="000000"/>
+                <w:sz w:val="32"/>
+                <w:szCs w:val="44"/>
+              </w:rPr>
+              <w:t>wrÉÉÿlÉç qÉlÉÑ</w:t>
+            </w:r>
+            <w:r>
+              <w:rPr>
+                <w:rFonts w:ascii="BRH Malayalam Extra" w:hAnsi="BRH Malayalam Extra" w:cs="BRH Devanagari Extra"/>
+                <w:color w:val="000000"/>
+                <w:szCs w:val="44"/>
+              </w:rPr>
+              <w:t>–</w:t>
+            </w:r>
+            <w:r>
+              <w:rPr>
+                <w:rFonts w:ascii="BRH Devanagari Extra" w:hAnsi="BRH Devanagari Extra" w:cs="BRH Devanagari Extra"/>
+                <w:color w:val="000000"/>
+                <w:sz w:val="32"/>
+                <w:szCs w:val="44"/>
+                <w:highlight w:val="yellow"/>
+              </w:rPr>
+              <w:t>wrÉÉ</w:t>
+            </w:r>
+            <w:r>
+              <w:rPr>
+                <w:rFonts w:ascii="BRH Malayalam Extra" w:hAnsi="BRH Malayalam Extra" w:cs="BRH Devanagari Extra"/>
+                <w:color w:val="000000"/>
+                <w:szCs w:val="44"/>
+                <w:highlight w:val="yellow"/>
+              </w:rPr>
+              <w:t>–</w:t>
+            </w:r>
+            <w:r>
+              <w:rPr>
+                <w:rFonts w:ascii="BRH Devanagari Extra" w:hAnsi="BRH Devanagari Extra" w:cs="BRH Devanagari Extra"/>
+                <w:color w:val="000000"/>
+                <w:sz w:val="32"/>
+                <w:szCs w:val="44"/>
+                <w:highlight w:val="yellow"/>
+              </w:rPr>
+              <w:t>lÉç</w:t>
+            </w:r>
+            <w:r>
+              <w:rPr>
+                <w:rFonts w:ascii="BRH Malayalam Extra" w:hAnsi="BRH Malayalam Extra" w:cs="BRH Devanagari Extra"/>
+                <w:color w:val="000000"/>
+                <w:szCs w:val="44"/>
+              </w:rPr>
+              <w:t>–</w:t>
+            </w:r>
+            <w:r>
+              <w:rPr>
+                <w:rFonts w:ascii="BRH Devanagari Extra" w:hAnsi="BRH Devanagari Extra" w:cs="BRH Devanagari Extra"/>
+                <w:color w:val="000000"/>
+                <w:sz w:val="32"/>
+                <w:szCs w:val="44"/>
+              </w:rPr>
+              <w:t xml:space="preserve">. rÉÉqÉç | </w:t>
+            </w:r>
+          </w:p>
+        </w:tc>
+        <w:tc>
+          <w:tcPr>
+            <w:tcW w:w="7371" w:type="dxa"/>
+            <w:tcBorders>
+              <w:top w:val="single" w:sz="4" w:space="0" w:color="000000"/>
+              <w:left w:val="single" w:sz="4" w:space="0" w:color="000000"/>
+              <w:bottom w:val="single" w:sz="4" w:space="0" w:color="000000"/>
+              <w:right w:val="single" w:sz="4" w:space="0" w:color="000000"/>
+            </w:tcBorders>
+          </w:tcPr>
+          <w:p>
+            <w:pPr>
+              <w:widowControl w:val="0"/>
+              <w:autoSpaceDE w:val="0"/>
+              <w:autoSpaceDN w:val="0"/>
+              <w:adjustRightInd w:val="0"/>
+              <w:spacing w:before="0" w:line="240" w:lineRule="auto"/>
+              <w:rPr>
+                <w:rFonts w:ascii="BRH Devanagari Extra" w:hAnsi="BRH Devanagari Extra" w:cs="BRH Devanagari Extra"/>
+                <w:color w:val="000000"/>
+                <w:sz w:val="32"/>
+                <w:szCs w:val="44"/>
+              </w:rPr>
+            </w:pPr>
+            <w:r>
+              <w:rPr>
+                <w:rFonts w:cs="BRH Devanagari Extra"/>
+                <w:color w:val="000000"/>
+                <w:szCs w:val="44"/>
+              </w:rPr>
+              <w:t>23</w:t>
+            </w:r>
+            <w:r>
+              <w:rPr>
+                <w:rFonts w:ascii="BRH Devanagari Extra" w:hAnsi="BRH Devanagari Extra" w:cs="BRH Devanagari Extra"/>
+                <w:color w:val="000000"/>
+                <w:sz w:val="32"/>
+                <w:szCs w:val="44"/>
+              </w:rPr>
+              <w:t>)</w:t>
+            </w:r>
+            <w:r>
+              <w:rPr>
+                <w:rFonts w:ascii="BRH Devanagari Extra" w:hAnsi="BRH Devanagari Extra" w:cs="BRH Devanagari Extra"/>
+                <w:color w:val="000000"/>
+                <w:sz w:val="32"/>
+                <w:szCs w:val="44"/>
+              </w:rPr>
+              <w:tab/>
+            </w:r>
+            <w:r>
+              <w:rPr>
+                <w:rFonts w:cs="BRH Devanagari Extra"/>
+                <w:color w:val="000000"/>
+                <w:szCs w:val="44"/>
+              </w:rPr>
+              <w:t>1</w:t>
+            </w:r>
+            <w:r>
+              <w:rPr>
+                <w:rFonts w:ascii="BRH Devanagari Extra" w:hAnsi="BRH Devanagari Extra" w:cs="BRH Devanagari Extra"/>
+                <w:color w:val="000000"/>
+                <w:sz w:val="32"/>
+                <w:szCs w:val="44"/>
+              </w:rPr>
+              <w:t>.</w:t>
+            </w:r>
+            <w:r>
+              <w:rPr>
+                <w:rFonts w:cs="BRH Devanagari Extra"/>
+                <w:color w:val="000000"/>
+                <w:szCs w:val="44"/>
+              </w:rPr>
+              <w:t>7</w:t>
+            </w:r>
+            <w:r>
+              <w:rPr>
+                <w:rFonts w:ascii="BRH Devanagari Extra" w:hAnsi="BRH Devanagari Extra" w:cs="BRH Devanagari Extra"/>
+                <w:color w:val="000000"/>
+                <w:sz w:val="32"/>
+                <w:szCs w:val="44"/>
+              </w:rPr>
+              <w:t>.</w:t>
+            </w:r>
+            <w:r>
+              <w:rPr>
+                <w:rFonts w:cs="BRH Devanagari Extra"/>
+                <w:color w:val="000000"/>
+                <w:szCs w:val="44"/>
+              </w:rPr>
+              <w:t>2</w:t>
+            </w:r>
+            <w:r>
+              <w:rPr>
+                <w:rFonts w:ascii="BRH Devanagari Extra" w:hAnsi="BRH Devanagari Extra" w:cs="BRH Devanagari Extra"/>
+                <w:color w:val="000000"/>
+                <w:sz w:val="32"/>
+                <w:szCs w:val="44"/>
+              </w:rPr>
+              <w:t>.</w:t>
+            </w:r>
+            <w:r>
+              <w:rPr>
+                <w:rFonts w:cs="BRH Devanagari Extra"/>
+                <w:color w:val="000000"/>
+                <w:szCs w:val="44"/>
+              </w:rPr>
+              <w:t>2</w:t>
+            </w:r>
+            <w:r>
+              <w:rPr>
+                <w:rFonts w:ascii="BRH Devanagari Extra" w:hAnsi="BRH Devanagari Extra" w:cs="BRH Devanagari Extra"/>
+                <w:color w:val="000000"/>
+                <w:sz w:val="32"/>
+                <w:szCs w:val="44"/>
+              </w:rPr>
+              <w:t>(</w:t>
+            </w:r>
+            <w:r>
+              <w:rPr>
+                <w:rFonts w:cs="BRH Devanagari Extra"/>
+                <w:color w:val="000000"/>
+                <w:szCs w:val="44"/>
+              </w:rPr>
+              <w:t>21</w:t>
+            </w:r>
+            <w:r>
+              <w:rPr>
+                <w:rFonts w:ascii="BRH Devanagari Extra" w:hAnsi="BRH Devanagari Extra" w:cs="BRH Devanagari Extra"/>
+                <w:color w:val="000000"/>
+                <w:sz w:val="32"/>
+                <w:szCs w:val="44"/>
+              </w:rPr>
+              <w:t>)-  qÉ</w:t>
+            </w:r>
+            <w:r>
+              <w:rPr>
+                <w:rFonts w:ascii="BRH Malayalam Extra" w:hAnsi="BRH Malayalam Extra" w:cs="BRH Devanagari Extra"/>
+                <w:color w:val="000000"/>
+                <w:szCs w:val="44"/>
+              </w:rPr>
+              <w:t>–</w:t>
+            </w:r>
+            <w:r>
+              <w:rPr>
+                <w:rFonts w:ascii="BRH Devanagari Extra" w:hAnsi="BRH Devanagari Extra" w:cs="BRH Devanagari Extra"/>
+                <w:color w:val="000000"/>
+                <w:sz w:val="32"/>
+                <w:szCs w:val="44"/>
+              </w:rPr>
+              <w:t>lÉÑ</w:t>
+            </w:r>
+            <w:r>
+              <w:rPr>
+                <w:rFonts w:ascii="BRH Malayalam Extra" w:hAnsi="BRH Malayalam Extra" w:cs="BRH Devanagari Extra"/>
+                <w:color w:val="000000"/>
+                <w:szCs w:val="44"/>
+              </w:rPr>
+              <w:t>–</w:t>
+            </w:r>
+            <w:r>
+              <w:rPr>
+                <w:rFonts w:ascii="BRH Devanagari Extra" w:hAnsi="BRH Devanagari Extra" w:cs="BRH Devanagari Extra"/>
+                <w:color w:val="000000"/>
+                <w:sz w:val="32"/>
+                <w:szCs w:val="44"/>
+              </w:rPr>
+              <w:t>wrÉÉlÉçþ | rÉÉqÉç |</w:t>
+            </w:r>
+          </w:p>
+          <w:p>
+            <w:pPr>
+              <w:widowControl w:val="0"/>
+              <w:autoSpaceDE w:val="0"/>
+              <w:autoSpaceDN w:val="0"/>
+              <w:adjustRightInd w:val="0"/>
+              <w:spacing w:before="0" w:line="240" w:lineRule="auto"/>
+              <w:rPr>
+                <w:rFonts w:cs="BRH Malayalam Extra"/>
+                <w:color w:val="000000"/>
+                <w:szCs w:val="40"/>
+              </w:rPr>
+            </w:pPr>
+            <w:r>
+              <w:rPr>
+                <w:rFonts w:ascii="BRH Devanagari Extra" w:hAnsi="BRH Devanagari Extra" w:cs="BRH Devanagari Extra"/>
+                <w:color w:val="000000"/>
+                <w:sz w:val="32"/>
+                <w:szCs w:val="44"/>
+              </w:rPr>
+              <w:t>qÉ</w:t>
+            </w:r>
+            <w:r>
+              <w:rPr>
+                <w:rFonts w:ascii="BRH Malayalam Extra" w:hAnsi="BRH Malayalam Extra" w:cs="BRH Devanagari Extra"/>
+                <w:color w:val="000000"/>
+                <w:szCs w:val="44"/>
+              </w:rPr>
+              <w:t>–</w:t>
+            </w:r>
+            <w:r>
+              <w:rPr>
+                <w:rFonts w:ascii="BRH Devanagari Extra" w:hAnsi="BRH Devanagari Extra" w:cs="BRH Devanagari Extra"/>
+                <w:color w:val="000000"/>
+                <w:sz w:val="32"/>
+                <w:szCs w:val="44"/>
+              </w:rPr>
+              <w:t>lÉÑ</w:t>
+            </w:r>
+            <w:r>
+              <w:rPr>
+                <w:rFonts w:ascii="BRH Malayalam Extra" w:hAnsi="BRH Malayalam Extra" w:cs="BRH Devanagari Extra"/>
+                <w:color w:val="000000"/>
+                <w:szCs w:val="44"/>
+              </w:rPr>
+              <w:t>–</w:t>
+            </w:r>
+            <w:r>
+              <w:rPr>
+                <w:rFonts w:ascii="BRH Devanagari Extra" w:hAnsi="BRH Devanagari Extra" w:cs="BRH Devanagari Extra"/>
+                <w:color w:val="000000"/>
+                <w:sz w:val="32"/>
+                <w:szCs w:val="44"/>
+                <w:highlight w:val="green"/>
+              </w:rPr>
+              <w:t>wrÉÉlÉþç.</w:t>
+            </w:r>
+            <w:r>
+              <w:rPr>
+                <w:rFonts w:ascii="BRH Devanagari Extra" w:hAnsi="BRH Devanagari Extra" w:cs="BRH Devanagari Extra"/>
+                <w:color w:val="000000"/>
+                <w:sz w:val="32"/>
+                <w:szCs w:val="44"/>
+              </w:rPr>
+              <w:t xml:space="preserve"> rÉÉÇ ÆrÉÉqÉç qÉþlÉÑ</w:t>
+            </w:r>
+            <w:r>
+              <w:rPr>
+                <w:rFonts w:ascii="BRH Malayalam Extra" w:hAnsi="BRH Malayalam Extra" w:cs="BRH Devanagari Extra"/>
+                <w:color w:val="000000"/>
+                <w:szCs w:val="44"/>
+              </w:rPr>
+              <w:t>–</w:t>
+            </w:r>
+            <w:r>
+              <w:rPr>
+                <w:rFonts w:ascii="BRH Devanagari Extra" w:hAnsi="BRH Devanagari Extra" w:cs="BRH Devanagari Extra"/>
+                <w:color w:val="000000"/>
+                <w:sz w:val="32"/>
+                <w:szCs w:val="44"/>
+              </w:rPr>
+              <w:t>wrÉÉÿlÉç qÉlÉÑ</w:t>
+            </w:r>
+            <w:r>
+              <w:rPr>
+                <w:rFonts w:ascii="BRH Malayalam Extra" w:hAnsi="BRH Malayalam Extra" w:cs="BRH Devanagari Extra"/>
+                <w:color w:val="000000"/>
+                <w:szCs w:val="44"/>
+              </w:rPr>
+              <w:t>–</w:t>
+            </w:r>
+            <w:r>
+              <w:rPr>
+                <w:rFonts w:ascii="BRH Devanagari Extra" w:hAnsi="BRH Devanagari Extra" w:cs="BRH Devanagari Extra"/>
+                <w:color w:val="000000"/>
+                <w:sz w:val="32"/>
+                <w:szCs w:val="44"/>
+                <w:highlight w:val="green"/>
+              </w:rPr>
+              <w:t>wrÉÉlÉçþ.</w:t>
+            </w:r>
+            <w:r>
+              <w:rPr>
+                <w:rFonts w:ascii="BRH Devanagari Extra" w:hAnsi="BRH Devanagari Extra" w:cs="BRH Devanagari Extra"/>
+                <w:color w:val="000000"/>
+                <w:sz w:val="32"/>
+                <w:szCs w:val="44"/>
+              </w:rPr>
+              <w:t xml:space="preserve"> rÉÉqÉç | </w:t>
+            </w:r>
+          </w:p>
+        </w:tc>
+      </w:tr>
       <w:tr>
         <w:trPr>
           <w:trHeight w:val="4584"/>
@@ -2589,6 +3223,7 @@
                 <w:sz w:val="32"/>
                 <w:szCs w:val="32"/>
               </w:rPr>
+              <w:lastRenderedPageBreak/>
               <w:t>As Printed</w:t>
             </w:r>
           </w:p>
@@ -2674,7 +3309,6 @@
                 <w:rFonts w:cs="BRH Devanagari Extra"/>
                 <w:szCs w:val="44"/>
               </w:rPr>
-              <w:lastRenderedPageBreak/>
               <w:t>23</w:t>
             </w:r>
             <w:r>
@@ -5301,6 +5935,7 @@
                 <w:rFonts w:cs="BRH Devanagari Extra"/>
                 <w:szCs w:val="44"/>
               </w:rPr>
+              <w:lastRenderedPageBreak/>
               <w:t>5</w:t>
             </w:r>
             <w:r>
@@ -5458,7 +6093,6 @@
                 <w:sz w:val="32"/>
                 <w:szCs w:val="44"/>
               </w:rPr>
-              <w:lastRenderedPageBreak/>
               <w:t>AlÉÑþ ËUcrÉiÉå ËUcrÉ</w:t>
             </w:r>
             <w:r>
@@ -5729,6 +6363,7 @@
                 <w:rFonts w:cs="BRH Devanagari Extra"/>
                 <w:szCs w:val="44"/>
               </w:rPr>
+              <w:lastRenderedPageBreak/>
               <w:t>5</w:t>
             </w:r>
             <w:r>
@@ -5886,7 +6521,6 @@
                 <w:sz w:val="32"/>
                 <w:szCs w:val="44"/>
               </w:rPr>
-              <w:lastRenderedPageBreak/>
               <w:t>AlÉÑþ ËUcrÉiÉå ËUcrÉ</w:t>
             </w:r>
             <w:r>
@@ -20435,7 +21069,6 @@
                 <w:szCs w:val="44"/>
                 <w:lang w:val="it-IT"/>
               </w:rPr>
-              <w:lastRenderedPageBreak/>
               <w:t>60</w:t>
             </w:r>
             <w:r>
@@ -23488,7 +24121,6 @@
           <w:szCs w:val="32"/>
           <w:u w:val="single"/>
         </w:rPr>
-        <w:lastRenderedPageBreak/>
         <w:t>==============</w:t>
       </w:r>
     </w:p>

--- a/TS Jatai Ghanam Project/TS 1.7/TS 1.7 Jatai Sanskrit Corrections.docx
+++ b/TS Jatai Ghanam Project/TS 1.7/TS 1.7 Jatai Sanskrit Corrections.docx
@@ -70,20 +70,9 @@
           <w:bCs/>
           <w:sz w:val="32"/>
           <w:szCs w:val="32"/>
-          <w:highlight w:val="red"/>
           <w:u w:val="single"/>
         </w:rPr>
-        <w:t>?????</w:t>
-      </w:r>
-      <w:r>
-        <w:rPr>
-          <w:b/>
-          <w:bCs/>
-          <w:sz w:val="32"/>
-          <w:szCs w:val="32"/>
-          <w:u w:val="single"/>
-        </w:rPr>
-        <w:t xml:space="preserve"> </w:t>
+        <w:t>30th June 2026</w:t>
       </w:r>
     </w:p>
     <w:p>
@@ -3051,6 +3040,42 @@
         </w:tc>
       </w:tr>
     </w:tbl>
+    <w:p>
+      <w:pPr>
+        <w:spacing w:before="0" w:line="240" w:lineRule="auto"/>
+        <w:jc w:val="center"/>
+        <w:rPr>
+          <w:b/>
+          <w:bCs/>
+          <w:sz w:val="32"/>
+          <w:szCs w:val="32"/>
+          <w:u w:val="single"/>
+        </w:rPr>
+      </w:pPr>
+      <w:r>
+        <w:rPr>
+          <w:b/>
+          <w:bCs/>
+          <w:sz w:val="32"/>
+          <w:szCs w:val="32"/>
+          <w:u w:val="single"/>
+        </w:rPr>
+        <w:t>==============</w:t>
+      </w:r>
+    </w:p>
+    <w:p>
+      <w:pPr>
+        <w:spacing w:before="0" w:line="240" w:lineRule="auto"/>
+        <w:jc w:val="center"/>
+        <w:rPr>
+          <w:b/>
+          <w:bCs/>
+          <w:sz w:val="32"/>
+          <w:szCs w:val="32"/>
+          <w:u w:val="single"/>
+        </w:rPr>
+      </w:pPr>
+    </w:p>
     <w:p>
       <w:pPr>
         <w:spacing w:before="0" w:line="240" w:lineRule="auto"/>
@@ -3110,6 +3135,7 @@
           <w:szCs w:val="32"/>
           <w:u w:val="single"/>
         </w:rPr>
+        <w:lastRenderedPageBreak/>
         <w:t xml:space="preserve">TS </w:t>
       </w:r>
       <w:r>
@@ -3223,7 +3249,6 @@
                 <w:sz w:val="32"/>
                 <w:szCs w:val="32"/>
               </w:rPr>
-              <w:lastRenderedPageBreak/>
               <w:t>As Printed</w:t>
             </w:r>
           </w:p>
@@ -5741,6 +5766,7 @@
                 <w:rFonts w:cs="BRH Devanagari Extra"/>
                 <w:szCs w:val="44"/>
               </w:rPr>
+              <w:lastRenderedPageBreak/>
               <w:t>4</w:t>
             </w:r>
             <w:r>
@@ -5935,7 +5961,6 @@
                 <w:rFonts w:cs="BRH Devanagari Extra"/>
                 <w:szCs w:val="44"/>
               </w:rPr>
-              <w:lastRenderedPageBreak/>
               <w:t>5</w:t>
             </w:r>
             <w:r>
@@ -6151,7 +6176,6 @@
                 <w:rFonts w:cs="BRH Devanagari Extra"/>
                 <w:szCs w:val="44"/>
               </w:rPr>
-              <w:lastRenderedPageBreak/>
               <w:t>4</w:t>
             </w:r>
             <w:r>
@@ -6363,7 +6387,6 @@
                 <w:rFonts w:cs="BRH Devanagari Extra"/>
                 <w:szCs w:val="44"/>
               </w:rPr>
-              <w:lastRenderedPageBreak/>
               <w:t>5</w:t>
             </w:r>
             <w:r>
@@ -6584,7 +6607,6 @@
                 <w:rFonts w:cs="BRH Devanagari Extra"/>
                 <w:szCs w:val="44"/>
               </w:rPr>
-              <w:lastRenderedPageBreak/>
               <w:t>15</w:t>
             </w:r>
             <w:r>
@@ -8324,6 +8346,7 @@
                 <w:rFonts w:cs="BRH Devanagari Extra"/>
                 <w:szCs w:val="44"/>
               </w:rPr>
+              <w:lastRenderedPageBreak/>
               <w:t>75</w:t>
             </w:r>
             <w:r>
@@ -8889,7 +8912,6 @@
                 <w:rFonts w:cs="BRH Devanagari Extra"/>
                 <w:szCs w:val="44"/>
               </w:rPr>
-              <w:lastRenderedPageBreak/>
               <w:t>35</w:t>
             </w:r>
             <w:r>
@@ -12043,6 +12065,7 @@
                 <w:szCs w:val="44"/>
                 <w:lang w:val="it-IT"/>
               </w:rPr>
+              <w:lastRenderedPageBreak/>
               <w:t>9</w:t>
             </w:r>
             <w:r>
@@ -12582,7 +12605,6 @@
                 <w:szCs w:val="44"/>
                 <w:lang w:val="it-IT"/>
               </w:rPr>
-              <w:lastRenderedPageBreak/>
               <w:t>uÉÉ</w:t>
             </w:r>
             <w:r>
@@ -13091,7 +13113,6 @@
                 <w:szCs w:val="44"/>
                 <w:lang w:val="it-IT"/>
               </w:rPr>
-              <w:lastRenderedPageBreak/>
               <w:t>9</w:t>
             </w:r>
             <w:r>
@@ -13611,7 +13632,6 @@
                 <w:szCs w:val="44"/>
                 <w:lang w:val="it-IT"/>
               </w:rPr>
-              <w:lastRenderedPageBreak/>
               <w:t>uÉÉ</w:t>
             </w:r>
             <w:r>
@@ -14133,7 +14153,6 @@
                 <w:szCs w:val="44"/>
                 <w:lang w:val="it-IT"/>
               </w:rPr>
-              <w:lastRenderedPageBreak/>
               <w:t>20</w:t>
             </w:r>
             <w:r>
@@ -16710,6 +16729,7 @@
                 <w:szCs w:val="44"/>
                 <w:lang w:val="it-IT"/>
               </w:rPr>
+              <w:lastRenderedPageBreak/>
               <w:t>49</w:t>
             </w:r>
             <w:r>
@@ -17245,7 +17265,6 @@
                 <w:szCs w:val="44"/>
                 <w:lang w:val="it-IT"/>
               </w:rPr>
-              <w:lastRenderedPageBreak/>
               <w:t>40</w:t>
             </w:r>
             <w:r>
@@ -20009,6 +20028,7 @@
                 <w:szCs w:val="44"/>
                 <w:lang w:val="it-IT"/>
               </w:rPr>
+              <w:lastRenderedPageBreak/>
               <w:t>ÍqÉ</w:t>
             </w:r>
             <w:r>
@@ -20121,43 +20141,12 @@
                 <w:lang w:val="it-IT"/>
               </w:rPr>
             </w:pPr>
-          </w:p>
-          <w:p>
-            <w:pPr>
-              <w:widowControl w:val="0"/>
-              <w:autoSpaceDE w:val="0"/>
-              <w:autoSpaceDN w:val="0"/>
-              <w:adjustRightInd w:val="0"/>
-              <w:spacing w:before="0" w:line="240" w:lineRule="auto"/>
-              <w:rPr>
-                <w:rFonts w:ascii="BRH Devanagari Extra" w:hAnsi="BRH Devanagari Extra" w:cs="BRH Devanagari Extra"/>
-                <w:sz w:val="32"/>
-                <w:szCs w:val="44"/>
-                <w:lang w:val="it-IT"/>
-              </w:rPr>
-            </w:pPr>
-          </w:p>
-          <w:p>
-            <w:pPr>
-              <w:widowControl w:val="0"/>
-              <w:autoSpaceDE w:val="0"/>
-              <w:autoSpaceDN w:val="0"/>
-              <w:adjustRightInd w:val="0"/>
-              <w:spacing w:before="0" w:line="240" w:lineRule="auto"/>
-              <w:rPr>
-                <w:rFonts w:ascii="BRH Devanagari Extra" w:hAnsi="BRH Devanagari Extra" w:cs="BRH Devanagari Extra"/>
-                <w:sz w:val="32"/>
-                <w:szCs w:val="44"/>
-                <w:lang w:val="it-IT"/>
-              </w:rPr>
-            </w:pPr>
-            <w:r>
-              <w:rPr>
-                <w:rFonts w:cs="BRH Devanagari Extra"/>
-                <w:szCs w:val="44"/>
-                <w:lang w:val="it-IT"/>
-              </w:rPr>
-              <w:lastRenderedPageBreak/>
+            <w:r>
+              <w:rPr>
+                <w:rFonts w:cs="BRH Devanagari Extra"/>
+                <w:szCs w:val="44"/>
+                <w:lang w:val="it-IT"/>
+              </w:rPr>
               <w:t>57</w:t>
             </w:r>
             <w:r>
@@ -20617,6 +20606,7 @@
                 <w:szCs w:val="44"/>
                 <w:lang w:val="it-IT"/>
               </w:rPr>
+              <w:lastRenderedPageBreak/>
               <w:t>ÍqÉ</w:t>
             </w:r>
             <w:r>
@@ -20721,43 +20711,12 @@
                 <w:lang w:val="it-IT"/>
               </w:rPr>
             </w:pPr>
-          </w:p>
-          <w:p>
-            <w:pPr>
-              <w:widowControl w:val="0"/>
-              <w:autoSpaceDE w:val="0"/>
-              <w:autoSpaceDN w:val="0"/>
-              <w:adjustRightInd w:val="0"/>
-              <w:spacing w:before="0" w:line="240" w:lineRule="auto"/>
-              <w:rPr>
-                <w:rFonts w:ascii="BRH Devanagari Extra" w:hAnsi="BRH Devanagari Extra" w:cs="BRH Devanagari Extra"/>
-                <w:sz w:val="32"/>
-                <w:szCs w:val="44"/>
-                <w:lang w:val="it-IT"/>
-              </w:rPr>
-            </w:pPr>
-          </w:p>
-          <w:p>
-            <w:pPr>
-              <w:widowControl w:val="0"/>
-              <w:autoSpaceDE w:val="0"/>
-              <w:autoSpaceDN w:val="0"/>
-              <w:adjustRightInd w:val="0"/>
-              <w:spacing w:before="0" w:line="240" w:lineRule="auto"/>
-              <w:rPr>
-                <w:rFonts w:ascii="BRH Devanagari Extra" w:hAnsi="BRH Devanagari Extra" w:cs="BRH Devanagari Extra"/>
-                <w:sz w:val="32"/>
-                <w:szCs w:val="44"/>
-                <w:lang w:val="it-IT"/>
-              </w:rPr>
-            </w:pPr>
-            <w:r>
-              <w:rPr>
-                <w:rFonts w:cs="BRH Devanagari Extra"/>
-                <w:szCs w:val="44"/>
-                <w:lang w:val="it-IT"/>
-              </w:rPr>
-              <w:lastRenderedPageBreak/>
+            <w:r>
+              <w:rPr>
+                <w:rFonts w:cs="BRH Devanagari Extra"/>
+                <w:szCs w:val="44"/>
+                <w:lang w:val="it-IT"/>
+              </w:rPr>
               <w:t>57</w:t>
             </w:r>
             <w:r>
@@ -21069,6 +21028,7 @@
                 <w:szCs w:val="44"/>
                 <w:lang w:val="it-IT"/>
               </w:rPr>
+              <w:lastRenderedPageBreak/>
               <w:t>60</w:t>
             </w:r>
             <w:r>
@@ -23005,6 +22965,7 @@
                 <w:sz w:val="32"/>
                 <w:szCs w:val="44"/>
               </w:rPr>
+              <w:lastRenderedPageBreak/>
               <w:t>Wû</w:t>
             </w:r>
             <w:r>
@@ -23124,7 +23085,6 @@
                 <w:rFonts w:cs="BRH Devanagari Extra"/>
                 <w:szCs w:val="44"/>
               </w:rPr>
-              <w:lastRenderedPageBreak/>
               <w:t>54</w:t>
             </w:r>
             <w:r>
@@ -23767,6 +23727,7 @@
                 <w:sz w:val="32"/>
                 <w:szCs w:val="44"/>
               </w:rPr>
+              <w:lastRenderedPageBreak/>
               <w:t>Wû</w:t>
             </w:r>
             <w:r>
@@ -23875,7 +23836,6 @@
                 <w:rFonts w:cs="BRH Devanagari Extra"/>
                 <w:szCs w:val="44"/>
               </w:rPr>
-              <w:lastRenderedPageBreak/>
               <w:t>54</w:t>
             </w:r>
             <w:r>
@@ -24121,6 +24081,7 @@
           <w:szCs w:val="32"/>
           <w:u w:val="single"/>
         </w:rPr>
+        <w:lastRenderedPageBreak/>
         <w:t>==============</w:t>
       </w:r>
     </w:p>
